--- a/resume/dist/Naman_Chordia_AI_Engineer_Resume.docx
+++ b/resume/dist/Naman_Chordia_AI_Engineer_Resume.docx
@@ -228,11 +228,11 @@
         <w:rPr>
           <w:b w:val="0"/>
         </w:rPr>
-        <w:t>Business Intelligence &amp; Automation Intern</w:t>
+        <w:t>AI &amp; Automation Developer</w:t>
       </w:r>
       <w:r>
         <w:tab/>
-        <w:t>Jul 2025 – Present</w:t>
+        <w:t>Nov 2025 – Present</w:t>
       </w:r>
     </w:p>
     <w:p>
@@ -241,7 +241,7 @@
         <w:spacing w:after="20"/>
       </w:pPr>
       <w:r>
-        <w:t>Added LLM-written narrative (Microsoft AI Builder) to a Python forecast-review pipeline that computes forecast vs. projections and renders PDF, Word and Excel reports; Dockerised through SIT/UAT.</w:t>
+        <w:t>Added LLM-written narrative (Microsoft AI Builder) to a Python forecast-review pipeline that computes forecast vs. projections and renders PDF, Word and Excel reports; Dockerised through SIT, UAT and hypercare.</w:t>
       </w:r>
     </w:p>
     <w:p>
@@ -260,6 +260,23 @@
       </w:pPr>
       <w:r>
         <w:t>Built Playwright browser automation that validates client setup across Salesforce, the G3 revenue-management UI and its database, in Dockerised test environments.</w:t>
+      </w:r>
+    </w:p>
+    <w:p>
+      <w:pPr>
+        <w:tabs>
+          <w:tab w:pos="10325" w:val="right"/>
+        </w:tabs>
+      </w:pPr>
+      <w:r>
+        <w:rPr>
+          <w:b w:val="0"/>
+        </w:rPr>
+        <w:t>Business Intelligence &amp; Automation Intern</w:t>
+      </w:r>
+      <w:r>
+        <w:tab/>
+        <w:t>Jul 2025 – Oct 2025</w:t>
       </w:r>
     </w:p>
     <w:p>

--- a/resume/dist/Naman_Chordia_AI_Engineer_Resume.docx
+++ b/resume/dist/Naman_Chordia_AI_Engineer_Resume.docx
@@ -142,7 +142,7 @@
         <w:spacing w:after="20"/>
       </w:pPr>
       <w:r>
-        <w:t>Shipped as a Python library, CI-gating CLI and an MCP server agents can call, with a guarded Gemini/Claude loop (draft, verify, targeted feedback, deterministic repair); 58 tests, 93% coverage, mypy --strict.</w:t>
+        <w:t>Shipped as a Python library, CI-gating CLI and an MCP server agents can call, with a guarded Gemini/Claude loop (draft, verify, targeted feedback, deterministic repair); 71 tests, 95% coverage, mypy --strict.</w:t>
       </w:r>
     </w:p>
     <w:p>

--- a/resume/dist/Naman_Chordia_AI_Engineer_Resume.docx
+++ b/resume/dist/Naman_Chordia_AI_Engineer_Resume.docx
@@ -77,7 +77,7 @@
         <w:rPr>
           <w:b w:val="0"/>
         </w:rPr>
-        <w:t>Applied AI engineer who makes LLM output trustworthy enough to ship: Proofline (report verification benchmarked on 32k labelled claims), LLM commentary in IDeaS (a SAS company) report automation, a production multimodal Gemini app.</w:t>
+        <w:t>Applied AI engineer who ships LLM systems to production: a real-time AI voice sales agent (STT, LLM, TTS), Proofline (verification benchmarked on 32k labelled claims), and LLM report automation at IDeaS (a SAS company).</w:t>
       </w:r>
     </w:p>
     <w:p>
@@ -133,7 +133,30 @@
         <w:spacing w:after="20"/>
       </w:pPr>
       <w:r>
-        <w:t>Designed the evaluation with independent ground truth (3 domains, 9 injected error types, held-out phrasing): 98.9–100% recall at 1.1–4.5% false alarms on unseen phrasing vs. 16–20% for a naive value lookup; ablations show a fixed ±1% tolerance yields 24–29% false alarms.</w:t>
+        <w:t>Designed the evaluation with independent ground truth (3 domains, 9 error types, held-out phrasing): 98.9–100% recall at 1.1–4.5% false alarms on unseen phrasing vs. 16–20% for a naive value lookup.</w:t>
+      </w:r>
+    </w:p>
+    <w:p>
+      <w:pPr>
+        <w:tabs>
+          <w:tab w:pos="10325" w:val="right"/>
+        </w:tabs>
+      </w:pPr>
+      <w:r>
+        <w:rPr>
+          <w:b/>
+        </w:rPr>
+        <w:t>AI Voice Sales Agent</w:t>
+      </w:r>
+      <w:r>
+        <w:rPr>
+          <w:i/>
+        </w:rPr>
+        <w:t xml:space="preserve"> | Python, FastAPI, OpenAI</w:t>
+      </w:r>
+      <w:r>
+        <w:tab/>
+        <w:t>github.com/NamanChordia07/ai-voice-sales-agent | Sep – Oct 2026</w:t>
       </w:r>
     </w:p>
     <w:p>
@@ -142,7 +165,16 @@
         <w:spacing w:after="20"/>
       </w:pPr>
       <w:r>
-        <w:t>Shipped as a Python library, CI-gating CLI and an MCP server agents can call, with a guarded Gemini/Claude loop (draft, verify, targeted feedback, deterministic repair); 71 tests, 95% coverage, mypy --strict.</w:t>
+        <w:t>Co-built a real-time AI voice agent that qualifies sales leads over the phone: streaming speech-to-text, an LLM with schema-validated output (the model proposes, the app decides), text-to-speech and barge-in.</w:t>
+      </w:r>
+    </w:p>
+    <w:p>
+      <w:pPr>
+        <w:pStyle w:val="ListBullet"/>
+        <w:spacing w:after="20"/>
+      </w:pPr>
+      <w:r>
+        <w:t>Cut voice latency to a measured ~2.9 s median (end of speech to agent audio) by benchmarking models, reordering prompts for caching, one deadline per turn and streamed playback; 121 automated tests.</w:t>
       </w:r>
     </w:p>
     <w:p>
@@ -174,16 +206,7 @@
         <w:spacing w:after="20"/>
       </w:pPr>
       <w:r>
-        <w:t>Shipped a Windows desktop assistant (cluecode.in) that sends screen captures to Gemini with the user's own key and streams answers into an overlay: model discovery and fallback, stall detection, versioned prompts with a prompt-injection guard, keys encrypted with Windows DPAPI and never sent to the server.</w:t>
-      </w:r>
-    </w:p>
-    <w:p>
-      <w:pPr>
-        <w:pStyle w:val="ListBullet"/>
-        <w:spacing w:after="20"/>
-      </w:pPr>
-      <w:r>
-        <w:t>Built the Next.js/Postgres backend (auth, Razorpay subscriptions, device-session leases, admin console) with 270+ automated tests, including Electron security and WCAG 2.1 AA end-to-end suites.</w:t>
+        <w:t>Shipped a desktop assistant (cluecode.in) streaming multimodal Gemini answers: model fallback, stall detection, versioned prompts with an injection guard, user keys DPAPI-encrypted; Next.js/Postgres backend, 270+ tests.</w:t>
       </w:r>
     </w:p>
     <w:p>
@@ -316,15 +339,6 @@
     </w:p>
     <w:p>
       <w:pPr>
-        <w:pStyle w:val="ListBullet"/>
-        <w:spacing w:after="20"/>
-      </w:pPr>
-      <w:r>
-        <w:t>Added custom date-range APIs and shipped the new UI behind a SQL feature toggle for a controlled rollout.</w:t>
-      </w:r>
-    </w:p>
-    <w:p>
-      <w:pPr>
         <w:tabs>
           <w:tab w:pos="10325" w:val="right"/>
         </w:tabs>
@@ -389,7 +403,7 @@
         <w:t xml:space="preserve">AI / LLM: </w:t>
       </w:r>
       <w:r>
-        <w:t>Gemini and Claude APIs, Microsoft AI Builder, MCP, LLM evaluation and benchmarking, guardrails, multimodal input, streaming</w:t>
+        <w:t>OpenAI, Gemini and Claude APIs, real-time voice agents (STT/TTS, barge-in), MCP, LLM evaluation, guardrails</w:t>
       </w:r>
     </w:p>
     <w:p>
@@ -422,7 +436,7 @@
         <w:t xml:space="preserve">Engineering: </w:t>
       </w:r>
       <w:r>
-        <w:t>Next.js, Electron, Spring Boot, PostgreSQL, Docker, pytest, Hypothesis, GitHub Actions</w:t>
+        <w:t>FastAPI, WebSockets, Next.js, Electron, Spring Boot, PostgreSQL, Docker, pytest, GitHub Actions</w:t>
       </w:r>
     </w:p>
     <w:p>

--- a/resume/dist/Naman_Chordia_AI_Engineer_Resume.docx
+++ b/resume/dist/Naman_Chordia_AI_Engineer_Resume.docx
@@ -51,7 +51,7 @@
           <w:b w:val="0"/>
           <w:sz w:val="19"/>
         </w:rPr>
-        <w:t>namanchordia.vercel.app | github.com/NamanChordia07 | linkedin.com/in/naman-chordia</w:t>
+        <w:t>namanchordia.vercel.app | github.com/NamanChordia07 | linkedin.com/in/naman-chordia-291b7a22a</w:t>
       </w:r>
     </w:p>
     <w:p>
@@ -115,7 +115,7 @@
       </w:r>
       <w:r>
         <w:tab/>
-        <w:t>github.com/NamanChordia07/proofline | Sep 2026</w:t>
+        <w:t>namanchordia.vercel.app/work/proofline | Sep 2026</w:t>
       </w:r>
     </w:p>
     <w:p>

--- a/resume/dist/Naman_Chordia_AI_Engineer_Resume.docx
+++ b/resume/dist/Naman_Chordia_AI_Engineer_Resume.docx
@@ -115,7 +115,7 @@
       </w:r>
       <w:r>
         <w:tab/>
-        <w:t>namanchordia.vercel.app/work/proofline | Sep 2026</w:t>
+        <w:t>github.com/NamanChordia07/Proofline | Sep 2026</w:t>
       </w:r>
     </w:p>
     <w:p>

--- a/resume/dist/Naman_Chordia_AI_Engineer_Resume.docx
+++ b/resume/dist/Naman_Chordia_AI_Engineer_Resume.docx
@@ -77,7 +77,7 @@
         <w:rPr>
           <w:b w:val="0"/>
         </w:rPr>
-        <w:t>Applied AI engineer who ships LLM systems to production: a real-time AI voice sales agent (STT, LLM, TTS), Proofline (verification benchmarked on 32k labelled claims), and LLM report automation at IDeaS (a SAS company).</w:t>
+        <w:t>Applied AI engineer with 2+ years across 4 roles, shipping LLM systems to production: a real-time AI voice sales agent (~2.9 s median reply), Proofline (benchmarked on 32k labeled claims) and LLM report automation at IDeaS.</w:t>
       </w:r>
     </w:p>
     <w:p>
@@ -124,7 +124,7 @@
         <w:spacing w:after="20"/>
       </w:pPr>
       <w:r>
-        <w:t>Built a verifier that catches numeric hallucinations in LLM-written reports: computes facts from data, ties each claim to a metric, entity and comparison basis, diagnoses 8 error types and repairs them with minimal edits.</w:t>
+        <w:t>Built a verifier for numeric hallucinations in LLM-written reports: computes facts from data, ties each claim to a metric, entity and comparison basis, diagnoses 8 error types and repairs them with minimal edits.</w:t>
       </w:r>
     </w:p>
     <w:p>
@@ -133,7 +133,16 @@
         <w:spacing w:after="20"/>
       </w:pPr>
       <w:r>
-        <w:t>Designed the evaluation with independent ground truth (3 domains, 9 error types, held-out phrasing): 98.9–100% recall at 1.1–4.5% false alarms on unseen phrasing vs. 16–20% for a naive value lookup.</w:t>
+        <w:t>Designed the evaluation with independent ground truth (32k labeled claims, 3 domains, 9 error types): 98.9–100% recall at 1.1–4.5% false alarms on unseen phrasing vs. 16–20% for a naive lookup.</w:t>
+      </w:r>
+    </w:p>
+    <w:p>
+      <w:pPr>
+        <w:pStyle w:val="ListBullet"/>
+        <w:spacing w:after="20"/>
+      </w:pPr>
+      <w:r>
+        <w:t>Shipped it with 71 tests, 95% coverage, mypy --strict and GitHub Actions CI/CD on 3 runtime versions.</w:t>
       </w:r>
     </w:p>
     <w:p>
@@ -165,7 +174,7 @@
         <w:spacing w:after="20"/>
       </w:pPr>
       <w:r>
-        <w:t>Co-built a real-time AI voice agent that qualifies sales leads over the phone: streaming speech-to-text, an LLM with schema-validated output (the model proposes, the app decides), text-to-speech and barge-in.</w:t>
+        <w:t>Co-built (team of 2) a real-time AI voice agent that qualifies sales leads by phone: streaming speech-to-text, an LLM with schema-validated tool calls (the model proposes, the app decides), text-to-speech and barge-in.</w:t>
       </w:r>
     </w:p>
     <w:p>
@@ -174,7 +183,7 @@
         <w:spacing w:after="20"/>
       </w:pPr>
       <w:r>
-        <w:t>Cut voice latency to a measured ~2.9 s median (end of speech to agent audio) by benchmarking models, reordering prompts for caching, one deadline per turn and streamed playback; 121 automated tests.</w:t>
+        <w:t>Cut median response latency to ~2.9 s and LLM reply time by 57% (1.96 s to 0.84 s) through model benchmarks, cache-friendly prompts, one deadline per turn and streamed playback; 121 automated tests.</w:t>
       </w:r>
     </w:p>
     <w:p>
@@ -206,7 +215,7 @@
         <w:spacing w:after="20"/>
       </w:pPr>
       <w:r>
-        <w:t>Shipped a desktop assistant (cluecode.in) streaming multimodal Gemini answers: model fallback, stall detection, versioned prompts with an injection guard, user keys DPAPI-encrypted; Next.js/Postgres backend, 270+ tests.</w:t>
+        <w:t>Shipped a desktop assistant solo that streams multimodal Gemini answers with model fallback, stall detection and versioned prompts behind an injection guard; user keys encrypted with DPAPI; 270+ automated tests.</w:t>
       </w:r>
     </w:p>
     <w:p>
@@ -264,7 +273,7 @@
         <w:spacing w:after="20"/>
       </w:pPr>
       <w:r>
-        <w:t>Added LLM-written narrative (Microsoft AI Builder) to a Python forecast-review pipeline that computes forecast vs. projections and renders PDF, Word and Excel reports; Dockerised through SIT, UAT and hypercare.</w:t>
+        <w:t>Added LLM-written commentary (Microsoft AI Builder) to a Dockerized Python pipeline that compares forecast vs. projections and renders reports in 3 formats (PDF, Word, Excel); shipped through SIT, UAT and hypercare.</w:t>
       </w:r>
     </w:p>
     <w:p>
@@ -273,7 +282,7 @@
         <w:spacing w:after="20"/>
       </w:pPr>
       <w:r>
-        <w:t>Built a Streamlit analytics app (pandas, Altair) that automates best-available-rate trend analysis, property/chain extraction and pricing-decision validation over Excel exports.</w:t>
+        <w:t>Created a Streamlit analytics app (pandas, Altair) of 4 services (config, validation, calculation, charts) that turns Excel exports into best-available-rate trends and pricing-decision checks.</w:t>
       </w:r>
     </w:p>
     <w:p>
@@ -282,7 +291,7 @@
         <w:spacing w:after="20"/>
       </w:pPr>
       <w:r>
-        <w:t>Built Playwright browser automation that validates client setup across Salesforce, the G3 revenue-management UI and its database, in Dockerised test environments.</w:t>
+        <w:t>Developed Playwright browser automation that validates client setup across 3 systems (Salesforce, the G3 revenue-management UI and its database) in containerized test environments.</w:t>
       </w:r>
     </w:p>
     <w:p>
@@ -295,7 +304,7 @@
         <w:rPr>
           <w:b w:val="0"/>
         </w:rPr>
-        <w:t>Business Intelligence &amp; Automation Intern</w:t>
+        <w:t>Business Intelligence &amp; Automation Intern, IDeaS Revenue Solutions</w:t>
       </w:r>
       <w:r>
         <w:tab/>
@@ -308,7 +317,7 @@
         <w:spacing w:after="20"/>
       </w:pPr>
       <w:r>
-        <w:t>Automated a shared customer-care mailbox with scheduled Power Automate flows: client and system emails (chain codes, timestamps) logged to Excel, replies reconciled from Sent Items, saving the team ~3 hours of manual tracking.</w:t>
+        <w:t>Streamlined a shared customer-care mailbox with scheduled Power Automate flows that log incoming emails (chain codes, timestamps) to Excel and reconcile replies from Sent Items, saving the team ~3 hours of manual tracking.</w:t>
       </w:r>
     </w:p>
     <w:p>
@@ -321,7 +330,7 @@
         <w:rPr>
           <w:b w:val="0"/>
         </w:rPr>
-        <w:t>Software Developer Intern</w:t>
+        <w:t>Software Developer Intern, IDeaS Revenue Solutions</w:t>
       </w:r>
       <w:r>
         <w:tab/>
@@ -377,7 +386,7 @@
         <w:spacing w:after="20"/>
       </w:pPr>
       <w:r>
-        <w:t>Detected and mitigated XSS, SQL-injection and misconfiguration risks in internal audits; automated scanning.</w:t>
+        <w:t>Identified and mitigated 3 risk classes (XSS, SQL injection, misconfiguration) in internal security audits.</w:t>
       </w:r>
     </w:p>
     <w:p>
@@ -403,7 +412,7 @@
         <w:t xml:space="preserve">AI / LLM: </w:t>
       </w:r>
       <w:r>
-        <w:t>OpenAI, Gemini and Claude APIs, real-time voice agents (STT/TTS, barge-in), MCP, LLM evaluation, guardrails</w:t>
+        <w:t>OpenAI, Gemini, Claude, LangChain, LangGraph, tool calling, structured outputs, voice agents (STT/TTS), MCP</w:t>
       </w:r>
     </w:p>
     <w:p>
@@ -411,10 +420,10 @@
         <w:rPr>
           <w:b/>
         </w:rPr>
-        <w:t xml:space="preserve">Languages: </w:t>
+        <w:t xml:space="preserve">Evaluation &amp; safety: </w:t>
       </w:r>
       <w:r>
-        <w:t>Python, TypeScript, Java, SQL</w:t>
+        <w:t>LLM evaluation, benchmarks with ground truth, guardrails, prompt engineering, latency tuning</w:t>
       </w:r>
     </w:p>
     <w:p>
@@ -422,10 +431,10 @@
         <w:rPr>
           <w:b/>
         </w:rPr>
-        <w:t xml:space="preserve">Data &amp; automation: </w:t>
+        <w:t xml:space="preserve">Languages &amp; data: </w:t>
       </w:r>
       <w:r>
-        <w:t>pandas, Streamlit, Altair, Playwright, Power Automate, Power BI</w:t>
+        <w:t>Python, TypeScript, Java, SQL, pandas, Streamlit, Altair, Power BI</w:t>
       </w:r>
     </w:p>
     <w:p>
@@ -436,7 +445,7 @@
         <w:t xml:space="preserve">Engineering: </w:t>
       </w:r>
       <w:r>
-        <w:t>FastAPI, WebSockets, Next.js, Electron, Spring Boot, PostgreSQL, Docker, pytest, GitHub Actions</w:t>
+        <w:t>FastAPI, WebSockets, Next.js, Electron, PostgreSQL, Docker, pytest, Playwright, CI/CD (GitHub Actions)</w:t>
       </w:r>
     </w:p>
     <w:p>
@@ -503,7 +512,7 @@
         <w:spacing w:after="20"/>
       </w:pPr>
       <w:r>
-        <w:t>Technical Head, Cyber Cell, VIIT (5+ security workshops and CTFs, 150+ students) · Joint runner-up, Data Viz-a-thon.</w:t>
+        <w:t>Led 5+ security workshops and CTFs for 150+ students as Technical Head, Cyber Cell, VIIT; joint hackathon runner-up.</w:t>
       </w:r>
     </w:p>
     <w:sectPr>
